--- a/templates/W3-62-01C.docx
+++ b/templates/W3-62-01C.docx
@@ -34,7 +34,7 @@
         <w:rPr>
           <w:rFonts w:ascii="標楷體" w:eastAsia="標楷體" w:hAnsi="標楷體" w:hint="eastAsia"/>
         </w:rPr>
-        <w:t xml:space="preserve">                                                          □初檢  □</w:t>
+        <w:t xml:space="preserve">                                                          {{FIRSTCK}}初檢  {{RECK}}</w:t>
       </w:r>
       <w:proofErr w:type="gramStart"/>
       <w:r>

--- a/templates/W3-62-01C.docx
+++ b/templates/W3-62-01C.docx
@@ -3966,7 +3966,7 @@
               <w:rPr>
                 <w:rFonts w:ascii="標楷體" w:eastAsia="標楷體" w:hAnsi="標楷體" w:hint="eastAsia"/>
               </w:rPr>
-              <w:t>□ 1.檢查結果 □合格 □不合格 □未備妥 □程序不符。</w:t>
+              <w:t>■ 1.檢查結果 □合格 □不合格 □未備妥 □程序不符。</w:t>
             </w:r>
           </w:p>
           <w:p>

--- a/templates/W3-62-01C.docx
+++ b/templates/W3-62-01C.docx
@@ -20,7 +20,7 @@
           <w:sz w:val="28"/>
           <w:szCs w:val="28"/>
         </w:rPr>
-        <w:t>（{{ORG}}）鍋爐熔接檢查結果及會談紀錄</w:t>
+        <w:t>{{ORG}}鍋爐熔接檢查結果及會談紀錄</w:t>
       </w:r>
     </w:p>
     <w:p>
